--- a/pool controller docs.docx
+++ b/pool controller docs.docx
@@ -41,7 +41,7 @@
         <w:rPr>
           <w:color w:val="555555"/>
         </w:rPr>
-        <w:t>Firmware v1.2.1  |  Raspberry Pi Pico W  |  MicroPython</w:t>
+        <w:t>Firmware v1.3.0  |  Raspberry Pi Pico W  |  MicroPython</w:t>
       </w:r>
       <w:proofErr w:type="gramStart"/>
       <w:r>
@@ -174,7 +174,7 @@
                 <w:sz w:val="18"/>
                 <w:szCs w:val="18"/>
               </w:rPr>
-              <w:t>controller/controller.py v0.9.5</w:t>
+              <w:t>controller/controller.py v0.9.8</w:t>
             </w:r>
             <w:r>
               <w:rPr>
@@ -643,7 +643,7 @@
                 <w:sz w:val="20"/>
                 <w:szCs w:val="20"/>
               </w:rPr>
-              <w:t>tFlow</w:t>
+              <w:t>tFlow, tReturn, tAmbient, tEnclosure, tSolarPlate, tSolarRef</w:t>
             </w:r>
             <w:proofErr w:type="spellEnd"/>
             <w:r>
@@ -651,7 +651,6 @@
                 <w:sz w:val="20"/>
                 <w:szCs w:val="20"/>
               </w:rPr>
-              <w:t xml:space="preserve">, </w:t>
             </w:r>
             <w:proofErr w:type="spellStart"/>
             <w:r>
@@ -659,7 +658,6 @@
                 <w:sz w:val="20"/>
                 <w:szCs w:val="20"/>
               </w:rPr>
-              <w:t>tReturn</w:t>
             </w:r>
             <w:proofErr w:type="spellEnd"/>
             <w:r>
@@ -667,7 +665,6 @@
                 <w:sz w:val="20"/>
                 <w:szCs w:val="20"/>
               </w:rPr>
-              <w:t xml:space="preserve">, </w:t>
             </w:r>
             <w:proofErr w:type="spellStart"/>
             <w:r>
@@ -675,7 +672,6 @@
                 <w:sz w:val="20"/>
                 <w:szCs w:val="20"/>
               </w:rPr>
-              <w:t>tAmbient</w:t>
             </w:r>
             <w:proofErr w:type="spellEnd"/>
             <w:r>
@@ -683,7 +679,6 @@
                 <w:sz w:val="20"/>
                 <w:szCs w:val="20"/>
               </w:rPr>
-              <w:t xml:space="preserve">, </w:t>
             </w:r>
             <w:proofErr w:type="spellStart"/>
             <w:r>
@@ -691,7 +686,6 @@
                 <w:sz w:val="20"/>
                 <w:szCs w:val="20"/>
               </w:rPr>
-              <w:t>tEnclosure</w:t>
             </w:r>
             <w:proofErr w:type="spellEnd"/>
           </w:p>
@@ -6105,7 +6099,7 @@
         <w:spacing w:before="40" w:after="40"/>
       </w:pPr>
       <w:r>
-        <w:t>The test is cancelled if a safety condition fires mid-test</w:t>
+        <w:t>If a safety condition fires mid-test the pump stops immediately, but test_running is not cleared — the test terminates on the first loop after the condition clears</w:t>
       </w:r>
     </w:p>
     <w:p>
@@ -6122,6 +6116,76 @@
       </w:r>
     </w:p>
     <w:p>
+      <w:pPr/>
+      <w:r>
+        <w:t>From v1.3.0 the test is also gated on solar irradiance. A test only produces a useful reading if the panel is actually warmer than the water sitting in the circuit; if it is not, the test ends with the pump switching straight back off and the 90 s run is wasted. The gate signal is plate_pool_delta (tSolarPlate − tFlow), evaluated with the pump off immediately before a scheduled test. The threshold was derived from several months of logged test outcomes.</w:t>
+      </w:r>
+    </w:p>
+    <w:p>
+      <w:pPr>
+        <w:pStyle w:val="ListParagraph"/>
+      </w:pPr>
+      <w:r>
+        <w:t>Gate signal: plate_pool_delta (tSolarPlate − tFlow), computed every loop and included in every debug payload so the threshold can be verified from the logs</w:t>
+      </w:r>
+    </w:p>
+    <w:p>
+      <w:pPr>
+        <w:pStyle w:val="ListParagraph"/>
+      </w:pPr>
+      <w:r>
+        <w:t>A scheduled test runs only if plate_pool_delta ≥ gate_threshold (config, default 0.5 °C)</w:t>
+      </w:r>
+    </w:p>
+    <w:p>
+      <w:pPr>
+        <w:pStyle w:val="ListParagraph"/>
+      </w:pPr>
+      <w:r>
+        <w:t>Once a test slot is due the gate is re-evaluated every loop, so a test fires as soon as the panel warms rather than waiting for the next interval boundary</w:t>
+      </w:r>
+    </w:p>
+    <w:p>
+      <w:pPr>
+        <w:pStyle w:val="ListParagraph"/>
+      </w:pPr>
+      <w:r>
+        <w:t>FALLBACK: if gate_fallback_interval (config, default 3600 s) has elapsed since the last test of any outcome, the test runs regardless of the gate</w:t>
+      </w:r>
+    </w:p>
+    <w:p>
+      <w:pPr>
+        <w:pStyle w:val="ListParagraph"/>
+      </w:pPr>
+      <w:r>
+        <w:t>FAIL-SAFE: if tSolarPlate or tFlow is unavailable the gate is treated as open and behaviour reverts to the timer-only schedule. A sensor fault can never prevent heating. The safety interlocks are unaffected — they run earlier in the loop and have already stopped the pump</w:t>
+      </w:r>
+    </w:p>
+    <w:p>
+      <w:pPr>
+        <w:pStyle w:val="ListParagraph"/>
+      </w:pPr>
+      <w:r>
+        <w:t>gate_enabled = False in config disables the gate entirely, restoring pre-v1.3.0 behaviour without a code change</w:t>
+      </w:r>
+    </w:p>
+    <w:p>
+      <w:pPr>
+        <w:pStyle w:val="ListParagraph"/>
+      </w:pPr>
+      <w:r>
+        <w:t>A skipped test publishes one debug record with pump_reason "test skipped (gate X.XC)" per stagnation period — not per slot, so the logging cadence is unchanged</w:t>
+      </w:r>
+    </w:p>
+    <w:p>
+      <w:pPr>
+        <w:pStyle w:val="ListParagraph"/>
+      </w:pPr>
+      <w:r>
+        <w:t>The gate delays tests only. If the solar delta itself clears delta_threshold_high, heating starts regardless of the gate</w:t>
+      </w:r>
+    </w:p>
+    <w:p>
       <w:pPr>
         <w:spacing w:before="80" w:after="80"/>
       </w:pPr>
@@ -6155,7 +6219,7 @@
       </w:r>
       <w:proofErr w:type="spellEnd"/>
       <w:r>
-        <w:t xml:space="preserve"> is set to True. The pump will not run automatically. A manual boost also cannot be triggered while in holiday mode. The mode persists across restarts (held in state). Send MQTT mode 0 to return to automatic operation.</w:t>
+        <w:t xml:space="preserve"> is set to True. The pump will not run automatically. A manual boost also cannot be triggered while in holiday mode. The mode is held in RAM only and does NOT persist across a restart — after a reboot the controller returns to automatic operation. Send MQTT mode 0 to resume automatic operation at any time.</w:t>
       </w:r>
     </w:p>
     <w:p>
@@ -7251,7 +7315,7 @@
           <w:sz w:val="18"/>
           <w:szCs w:val="18"/>
         </w:rPr>
-        <w:t xml:space="preserve">    </w:t>
+        <w:t xml:space="preserve">    pump_state     tFlow                tReturn</w:t>
       </w:r>
       <w:proofErr w:type="spellStart"/>
       <w:r>
@@ -7261,7 +7325,6 @@
           <w:sz w:val="18"/>
           <w:szCs w:val="18"/>
         </w:rPr>
-        <w:t>pump_state</w:t>
       </w:r>
       <w:proofErr w:type="spellEnd"/>
       <w:r>
@@ -7271,7 +7334,6 @@
           <w:sz w:val="18"/>
           <w:szCs w:val="18"/>
         </w:rPr>
-        <w:t xml:space="preserve">     </w:t>
       </w:r>
       <w:proofErr w:type="spellStart"/>
       <w:r>
@@ -7281,7 +7343,6 @@
           <w:sz w:val="18"/>
           <w:szCs w:val="18"/>
         </w:rPr>
-        <w:t>tFlow</w:t>
       </w:r>
       <w:proofErr w:type="spellEnd"/>
       <w:r>
@@ -7291,7 +7352,6 @@
           <w:sz w:val="18"/>
           <w:szCs w:val="18"/>
         </w:rPr>
-        <w:t xml:space="preserve">      </w:t>
       </w:r>
       <w:proofErr w:type="spellStart"/>
       <w:r>
@@ -7301,7 +7361,6 @@
           <w:sz w:val="18"/>
           <w:szCs w:val="18"/>
         </w:rPr>
-        <w:t>tReturn</w:t>
       </w:r>
       <w:proofErr w:type="spellEnd"/>
     </w:p>
@@ -7318,7 +7377,7 @@
           <w:sz w:val="18"/>
           <w:szCs w:val="18"/>
         </w:rPr>
-        <w:t xml:space="preserve">    </w:t>
+        <w:t xml:space="preserve">    tAmbient       delta-t-flow-return  delta-irradiance</w:t>
       </w:r>
       <w:proofErr w:type="spellStart"/>
       <w:r>
@@ -7328,7 +7387,6 @@
           <w:sz w:val="18"/>
           <w:szCs w:val="18"/>
         </w:rPr>
-        <w:t>tAmbient</w:t>
       </w:r>
       <w:proofErr w:type="spellEnd"/>
       <w:r>
@@ -7338,7 +7396,6 @@
           <w:sz w:val="18"/>
           <w:szCs w:val="18"/>
         </w:rPr>
-        <w:t xml:space="preserve">       </w:t>
       </w:r>
       <w:proofErr w:type="spellStart"/>
       <w:r>
@@ -7348,7 +7405,6 @@
           <w:sz w:val="18"/>
           <w:szCs w:val="18"/>
         </w:rPr>
-        <w:t>tEnclosure</w:t>
       </w:r>
       <w:proofErr w:type="spellEnd"/>
       <w:r>
@@ -7358,7 +7414,12 @@
           <w:sz w:val="18"/>
           <w:szCs w:val="18"/>
         </w:rPr>
-        <w:t xml:space="preserve"> debug (full state JSON)</w:t>
+      </w:r>
+    </w:p>
+    <w:p>
+      <w:pPr/>
+      <w:r>
+        <w:t xml:space="preserve">    debug (full state JSON)</w:t>
       </w:r>
     </w:p>
     <w:p>
@@ -10488,7 +10549,7 @@
                 <w:sz w:val="18"/>
                 <w:szCs w:val="18"/>
               </w:rPr>
-              <w:t>delta_t</w:t>
+              <w:t>delta_t_flow_return</w:t>
             </w:r>
             <w:proofErr w:type="spellEnd"/>
           </w:p>
@@ -10544,6 +10605,282 @@
                 <w:szCs w:val="18"/>
               </w:rPr>
               <w:t>tReturn − tFlow (°C), computed each loop; None when sensors absent</w:t>
+            </w:r>
+          </w:p>
+        </w:tc>
+      </w:tr>
+      <w:tr>
+        <w:tblPrEx>
+          <w:tblCellMar>
+            <w:top w:w="0" w:type="dxa"/>
+            <w:bottom w:w="0" w:type="dxa"/>
+          </w:tblCellMar>
+        </w:tblPrEx>
+        <w:tc>
+          <w:tcPr>
+            <w:tcW w:w="2700" w:type="dxa"/>
+            <w:tcBorders>
+              <w:top w:val="single" w:sz="1" w:space="0" w:color="CCCCCC"/>
+              <w:left w:val="single" w:sz="1" w:space="0" w:color="CCCCCC"/>
+              <w:bottom w:val="single" w:sz="1" w:space="0" w:color="CCCCCC"/>
+              <w:right w:val="single" w:sz="1" w:space="0" w:color="CCCCCC"/>
+            </w:tcBorders>
+            <w:shd w:val="clear" w:color="auto" w:fill="FFFFFF"/>
+            <w:tcMar>
+              <w:top w:w="80" w:type="dxa"/>
+              <w:left w:w="120" w:type="dxa"/>
+              <w:bottom w:w="80" w:type="dxa"/>
+              <w:right w:w="120" w:type="dxa"/>
+            </w:tcMar>
+          </w:tcPr>
+          <w:p>
+            <w:proofErr w:type="spellStart"/>
+            <w:r>
+              <w:rPr>
+                <w:rFonts w:ascii="Courier New" w:eastAsia="Courier New" w:hAnsi="Courier New" w:cs="Courier New"/>
+                <w:sz w:val="18"/>
+                <w:szCs w:val="18"/>
+              </w:rPr>
+              <w:t>delta_irradiance</w:t>
+            </w:r>
+            <w:proofErr w:type="spellEnd"/>
+          </w:p>
+        </w:tc>
+        <w:tc>
+          <w:tcPr>
+            <w:tcW w:w="1440" w:type="dxa"/>
+            <w:tcBorders>
+              <w:top w:val="single" w:sz="1" w:space="0" w:color="CCCCCC"/>
+              <w:left w:val="single" w:sz="1" w:space="0" w:color="CCCCCC"/>
+              <w:bottom w:val="single" w:sz="1" w:space="0" w:color="CCCCCC"/>
+              <w:right w:val="single" w:sz="1" w:space="0" w:color="CCCCCC"/>
+            </w:tcBorders>
+            <w:shd w:val="clear" w:color="auto" w:fill="FFFFFF"/>
+            <w:tcMar>
+              <w:top w:w="80" w:type="dxa"/>
+              <w:left w:w="120" w:type="dxa"/>
+              <w:bottom w:w="80" w:type="dxa"/>
+              <w:right w:w="120" w:type="dxa"/>
+            </w:tcMar>
+          </w:tcPr>
+          <w:p>
+            <w:r>
+              <w:rPr>
+                <w:sz w:val="18"/>
+                <w:szCs w:val="18"/>
+              </w:rPr>
+              <w:t>None</w:t>
+            </w:r>
+          </w:p>
+        </w:tc>
+        <w:tc>
+          <w:tcPr>
+            <w:tcW w:w="5220" w:type="dxa"/>
+            <w:tcBorders>
+              <w:top w:val="single" w:sz="1" w:space="0" w:color="CCCCCC"/>
+              <w:left w:val="single" w:sz="1" w:space="0" w:color="CCCCCC"/>
+              <w:bottom w:val="single" w:sz="1" w:space="0" w:color="CCCCCC"/>
+              <w:right w:val="single" w:sz="1" w:space="0" w:color="CCCCCC"/>
+            </w:tcBorders>
+            <w:shd w:val="clear" w:color="auto" w:fill="FFFFFF"/>
+            <w:tcMar>
+              <w:top w:w="80" w:type="dxa"/>
+              <w:left w:w="120" w:type="dxa"/>
+              <w:bottom w:w="80" w:type="dxa"/>
+              <w:right w:w="120" w:type="dxa"/>
+            </w:tcMar>
+          </w:tcPr>
+          <w:p>
+            <w:r>
+              <w:rPr>
+                <w:sz w:val="18"/>
+                <w:szCs w:val="18"/>
+              </w:rPr>
+              <w:t>tSolarPlate − tSolarRef (°C), computed each loop. Solar irradiance proxy — monitoring only, gates nothing</w:t>
+            </w:r>
+          </w:p>
+        </w:tc>
+      </w:tr>
+      <w:tr>
+        <w:tblPrEx>
+          <w:tblCellMar>
+            <w:top w:w="0" w:type="dxa"/>
+            <w:bottom w:w="0" w:type="dxa"/>
+          </w:tblCellMar>
+        </w:tblPrEx>
+        <w:tc>
+          <w:tcPr>
+            <w:tcW w:w="2700" w:type="dxa"/>
+            <w:tcBorders>
+              <w:top w:val="single" w:sz="1" w:space="0" w:color="CCCCCC"/>
+              <w:left w:val="single" w:sz="1" w:space="0" w:color="CCCCCC"/>
+              <w:bottom w:val="single" w:sz="1" w:space="0" w:color="CCCCCC"/>
+              <w:right w:val="single" w:sz="1" w:space="0" w:color="CCCCCC"/>
+            </w:tcBorders>
+            <w:shd w:val="clear" w:color="auto" w:fill="FFFFFF"/>
+            <w:tcMar>
+              <w:top w:w="80" w:type="dxa"/>
+              <w:left w:w="120" w:type="dxa"/>
+              <w:bottom w:w="80" w:type="dxa"/>
+              <w:right w:w="120" w:type="dxa"/>
+            </w:tcMar>
+          </w:tcPr>
+          <w:p>
+            <w:proofErr w:type="spellStart"/>
+            <w:r>
+              <w:rPr>
+                <w:rFonts w:ascii="Courier New" w:eastAsia="Courier New" w:hAnsi="Courier New" w:cs="Courier New"/>
+                <w:sz w:val="18"/>
+                <w:szCs w:val="18"/>
+              </w:rPr>
+              <w:t>plate_pool_delta</w:t>
+            </w:r>
+            <w:proofErr w:type="spellEnd"/>
+          </w:p>
+        </w:tc>
+        <w:tc>
+          <w:tcPr>
+            <w:tcW w:w="1440" w:type="dxa"/>
+            <w:tcBorders>
+              <w:top w:val="single" w:sz="1" w:space="0" w:color="CCCCCC"/>
+              <w:left w:val="single" w:sz="1" w:space="0" w:color="CCCCCC"/>
+              <w:bottom w:val="single" w:sz="1" w:space="0" w:color="CCCCCC"/>
+              <w:right w:val="single" w:sz="1" w:space="0" w:color="CCCCCC"/>
+            </w:tcBorders>
+            <w:shd w:val="clear" w:color="auto" w:fill="FFFFFF"/>
+            <w:tcMar>
+              <w:top w:w="80" w:type="dxa"/>
+              <w:left w:w="120" w:type="dxa"/>
+              <w:bottom w:w="80" w:type="dxa"/>
+              <w:right w:w="120" w:type="dxa"/>
+            </w:tcMar>
+          </w:tcPr>
+          <w:p>
+            <w:r>
+              <w:rPr>
+                <w:sz w:val="18"/>
+                <w:szCs w:val="18"/>
+              </w:rPr>
+              <w:t>None</w:t>
+            </w:r>
+          </w:p>
+        </w:tc>
+        <w:tc>
+          <w:tcPr>
+            <w:tcW w:w="5220" w:type="dxa"/>
+            <w:tcBorders>
+              <w:top w:val="single" w:sz="1" w:space="0" w:color="CCCCCC"/>
+              <w:left w:val="single" w:sz="1" w:space="0" w:color="CCCCCC"/>
+              <w:bottom w:val="single" w:sz="1" w:space="0" w:color="CCCCCC"/>
+              <w:right w:val="single" w:sz="1" w:space="0" w:color="CCCCCC"/>
+            </w:tcBorders>
+            <w:shd w:val="clear" w:color="auto" w:fill="FFFFFF"/>
+            <w:tcMar>
+              <w:top w:w="80" w:type="dxa"/>
+              <w:left w:w="120" w:type="dxa"/>
+              <w:bottom w:w="80" w:type="dxa"/>
+              <w:right w:w="120" w:type="dxa"/>
+            </w:tcMar>
+          </w:tcPr>
+          <w:p>
+            <w:r>
+              <w:rPr>
+                <w:sz w:val="18"/>
+                <w:szCs w:val="18"/>
+              </w:rPr>
+              <w:t>tSolarPlate − tFlow (°C), computed each loop. Gate signal for the periodic test</w:t>
+            </w:r>
+          </w:p>
+        </w:tc>
+      </w:tr>
+      <w:tr>
+        <w:tblPrEx>
+          <w:tblCellMar>
+            <w:top w:w="0" w:type="dxa"/>
+            <w:bottom w:w="0" w:type="dxa"/>
+          </w:tblCellMar>
+        </w:tblPrEx>
+        <w:tc>
+          <w:tcPr>
+            <w:tcW w:w="2700" w:type="dxa"/>
+            <w:tcBorders>
+              <w:top w:val="single" w:sz="1" w:space="0" w:color="CCCCCC"/>
+              <w:left w:val="single" w:sz="1" w:space="0" w:color="CCCCCC"/>
+              <w:bottom w:val="single" w:sz="1" w:space="0" w:color="CCCCCC"/>
+              <w:right w:val="single" w:sz="1" w:space="0" w:color="CCCCCC"/>
+            </w:tcBorders>
+            <w:shd w:val="clear" w:color="auto" w:fill="FFFFFF"/>
+            <w:tcMar>
+              <w:top w:w="80" w:type="dxa"/>
+              <w:left w:w="120" w:type="dxa"/>
+              <w:bottom w:w="80" w:type="dxa"/>
+              <w:right w:w="120" w:type="dxa"/>
+            </w:tcMar>
+          </w:tcPr>
+          <w:p>
+            <w:proofErr w:type="spellStart"/>
+            <w:r>
+              <w:rPr>
+                <w:rFonts w:ascii="Courier New" w:eastAsia="Courier New" w:hAnsi="Courier New" w:cs="Courier New"/>
+                <w:sz w:val="18"/>
+                <w:szCs w:val="18"/>
+              </w:rPr>
+              <w:t>test_gate_open</w:t>
+            </w:r>
+            <w:proofErr w:type="spellEnd"/>
+          </w:p>
+        </w:tc>
+        <w:tc>
+          <w:tcPr>
+            <w:tcW w:w="1440" w:type="dxa"/>
+            <w:tcBorders>
+              <w:top w:val="single" w:sz="1" w:space="0" w:color="CCCCCC"/>
+              <w:left w:val="single" w:sz="1" w:space="0" w:color="CCCCCC"/>
+              <w:bottom w:val="single" w:sz="1" w:space="0" w:color="CCCCCC"/>
+              <w:right w:val="single" w:sz="1" w:space="0" w:color="CCCCCC"/>
+            </w:tcBorders>
+            <w:shd w:val="clear" w:color="auto" w:fill="FFFFFF"/>
+            <w:tcMar>
+              <w:top w:w="80" w:type="dxa"/>
+              <w:left w:w="120" w:type="dxa"/>
+              <w:bottom w:w="80" w:type="dxa"/>
+              <w:right w:w="120" w:type="dxa"/>
+            </w:tcMar>
+          </w:tcPr>
+          <w:p>
+            <w:r>
+              <w:rPr>
+                <w:sz w:val="18"/>
+                <w:szCs w:val="18"/>
+              </w:rPr>
+              <w:t>True</w:t>
+            </w:r>
+          </w:p>
+        </w:tc>
+        <w:tc>
+          <w:tcPr>
+            <w:tcW w:w="5220" w:type="dxa"/>
+            <w:tcBorders>
+              <w:top w:val="single" w:sz="1" w:space="0" w:color="CCCCCC"/>
+              <w:left w:val="single" w:sz="1" w:space="0" w:color="CCCCCC"/>
+              <w:bottom w:val="single" w:sz="1" w:space="0" w:color="CCCCCC"/>
+              <w:right w:val="single" w:sz="1" w:space="0" w:color="CCCCCC"/>
+            </w:tcBorders>
+            <w:shd w:val="clear" w:color="auto" w:fill="FFFFFF"/>
+            <w:tcMar>
+              <w:top w:w="80" w:type="dxa"/>
+              <w:left w:w="120" w:type="dxa"/>
+              <w:bottom w:w="80" w:type="dxa"/>
+              <w:right w:w="120" w:type="dxa"/>
+            </w:tcMar>
+          </w:tcPr>
+          <w:p>
+            <w:r>
+              <w:rPr>
+                <w:sz w:val="18"/>
+                <w:szCs w:val="18"/>
+              </w:rPr>
+              <w:t>Result of the last irradiance gate evaluation. FAIL-SAFE default is True (open = test on the timer alone)</w:t>
             </w:r>
           </w:p>
         </w:tc>
@@ -16696,7 +17033,7 @@
                 <w:sz w:val="20"/>
                 <w:szCs w:val="20"/>
               </w:rPr>
-              <w:t xml:space="preserve">Set </w:t>
+              <w:t>Set pump_test_interval to 15, pump_test_duration to 5 and gate_fallback_interval to 60 in config.py for faster testing. Restore to 600 / 90 / 3600 before deploying.</w:t>
             </w:r>
             <w:proofErr w:type="spellStart"/>
             <w:r>
@@ -16704,7 +17041,6 @@
                 <w:sz w:val="20"/>
                 <w:szCs w:val="20"/>
               </w:rPr>
-              <w:t>pump_test_interval</w:t>
             </w:r>
             <w:proofErr w:type="spellEnd"/>
             <w:r>
@@ -16712,7 +17048,6 @@
                 <w:sz w:val="20"/>
                 <w:szCs w:val="20"/>
               </w:rPr>
-              <w:t xml:space="preserve"> to 15 and </w:t>
             </w:r>
             <w:proofErr w:type="spellStart"/>
             <w:r>
@@ -16720,7 +17055,6 @@
                 <w:sz w:val="20"/>
                 <w:szCs w:val="20"/>
               </w:rPr>
-              <w:t>pump_test_duration</w:t>
             </w:r>
             <w:proofErr w:type="spellEnd"/>
             <w:r>
@@ -16728,7 +17062,6 @@
                 <w:sz w:val="20"/>
                 <w:szCs w:val="20"/>
               </w:rPr>
-              <w:t xml:space="preserve"> to 5 in config.py for faster testing. Restore to 600/90 before deploying.</w:t>
             </w:r>
           </w:p>
         </w:tc>
@@ -16948,7 +17281,11 @@
                 <w:sz w:val="18"/>
                 <w:szCs w:val="18"/>
               </w:rPr>
-              <w:t xml:space="preserve">Time = Day. Delta below threshold (pump off). Use short </w:t>
+              <w:t>Time = Day. Delta below threshold (pump off).</w:t>
+              <w:br/>
+              <w:t>tSolarPlate at least 0.6 °C above tFlow so the gate is open.</w:t>
+              <w:br/>
+              <w:t>Use short test_interval. Watch time_to_next_test count down.</w:t>
             </w:r>
             <w:proofErr w:type="spellStart"/>
             <w:r>
@@ -16956,7 +17293,6 @@
                 <w:sz w:val="18"/>
                 <w:szCs w:val="18"/>
               </w:rPr>
-              <w:t>test_interval</w:t>
             </w:r>
             <w:proofErr w:type="spellEnd"/>
             <w:r>
@@ -16964,7 +17300,6 @@
                 <w:sz w:val="18"/>
                 <w:szCs w:val="18"/>
               </w:rPr>
-              <w:t xml:space="preserve">. Watch </w:t>
             </w:r>
             <w:proofErr w:type="spellStart"/>
             <w:r>
@@ -16972,7 +17307,6 @@
                 <w:sz w:val="18"/>
                 <w:szCs w:val="18"/>
               </w:rPr>
-              <w:t>time_to_next_test</w:t>
             </w:r>
             <w:proofErr w:type="spellEnd"/>
             <w:r>
@@ -16980,7 +17314,6 @@
                 <w:sz w:val="18"/>
                 <w:szCs w:val="18"/>
               </w:rPr>
-              <w:t xml:space="preserve"> count down.</w:t>
             </w:r>
           </w:p>
         </w:tc>
@@ -17375,6 +17708,1218 @@
             </w:tcMar>
           </w:tcPr>
           <w:p/>
+        </w:tc>
+      </w:tr>
+      <w:tr>
+        <w:tblPrEx>
+          <w:tblCellMar>
+            <w:top w:w="0" w:type="dxa"/>
+            <w:bottom w:w="0" w:type="dxa"/>
+          </w:tblCellMar>
+        </w:tblPrEx>
+        <w:tc>
+          <w:tcPr>
+            <w:tcW w:w="3600" w:type="dxa"/>
+            <w:tcBorders>
+              <w:top w:val="single" w:sz="1" w:space="0" w:color="CCCCCC"/>
+              <w:left w:val="single" w:sz="1" w:space="0" w:color="CCCCCC"/>
+              <w:bottom w:val="single" w:sz="1" w:space="0" w:color="CCCCCC"/>
+              <w:right w:val="single" w:sz="1" w:space="0" w:color="CCCCCC"/>
+            </w:tcBorders>
+            <w:shd w:val="clear" w:color="auto" w:fill="FFFFFF"/>
+            <w:tcMar>
+              <w:top w:w="80" w:type="dxa"/>
+              <w:left w:w="120" w:type="dxa"/>
+              <w:bottom w:w="80" w:type="dxa"/>
+              <w:right w:w="120" w:type="dxa"/>
+            </w:tcMar>
+          </w:tcPr>
+          <w:p>
+            <w:r>
+              <w:rPr>
+                <w:sz w:val="18"/>
+                <w:szCs w:val="18"/>
+              </w:rPr>
+              <w:t>T36 — Gate allows test</w:t>
+              <w:br/>
+              <w:t>Verify an open gate does not change existing behaviour.</w:t>
+            </w:r>
+          </w:p>
+        </w:tc>
+        <w:tc>
+          <w:tcPr>
+            <w:tcW w:w="2160" w:type="dxa"/>
+            <w:tcBorders>
+              <w:top w:val="single" w:sz="1" w:space="0" w:color="CCCCCC"/>
+              <w:left w:val="single" w:sz="1" w:space="0" w:color="CCCCCC"/>
+              <w:bottom w:val="single" w:sz="1" w:space="0" w:color="CCCCCC"/>
+              <w:right w:val="single" w:sz="1" w:space="0" w:color="CCCCCC"/>
+            </w:tcBorders>
+            <w:shd w:val="clear" w:color="auto" w:fill="FFFFFF"/>
+            <w:tcMar>
+              <w:top w:w="80" w:type="dxa"/>
+              <w:left w:w="120" w:type="dxa"/>
+              <w:bottom w:w="80" w:type="dxa"/>
+              <w:right w:w="120" w:type="dxa"/>
+            </w:tcMar>
+          </w:tcPr>
+          <w:p>
+            <w:r>
+              <w:rPr>
+                <w:sz w:val="18"/>
+                <w:szCs w:val="18"/>
+              </w:rPr>
+              <w:t>Time = Day. tSolarPlate ≥ tFlow + 0.6.</w:t>
+              <w:br/>
+              <w:t>Short test_interval.</w:t>
+            </w:r>
+            <w:proofErr w:type="spellStart"/>
+            <w:r>
+              <w:rPr>
+                <w:sz w:val="18"/>
+                <w:szCs w:val="18"/>
+              </w:rPr>
+            </w:r>
+            <w:proofErr w:type="spellEnd"/>
+            <w:r>
+              <w:rPr>
+                <w:sz w:val="18"/>
+                <w:szCs w:val="18"/>
+              </w:rPr>
+            </w:r>
+            <w:proofErr w:type="spellStart"/>
+            <w:r>
+              <w:rPr>
+                <w:sz w:val="18"/>
+                <w:szCs w:val="18"/>
+              </w:rPr>
+            </w:r>
+            <w:proofErr w:type="spellEnd"/>
+            <w:r>
+              <w:rPr>
+                <w:sz w:val="18"/>
+                <w:szCs w:val="18"/>
+              </w:rPr>
+            </w:r>
+          </w:p>
+        </w:tc>
+        <w:tc>
+          <w:tcPr>
+            <w:tcW w:w="2160" w:type="dxa"/>
+            <w:tcBorders>
+              <w:top w:val="single" w:sz="1" w:space="0" w:color="CCCCCC"/>
+              <w:left w:val="single" w:sz="1" w:space="0" w:color="CCCCCC"/>
+              <w:bottom w:val="single" w:sz="1" w:space="0" w:color="CCCCCC"/>
+              <w:right w:val="single" w:sz="1" w:space="0" w:color="CCCCCC"/>
+            </w:tcBorders>
+            <w:shd w:val="clear" w:color="auto" w:fill="FFFFFF"/>
+            <w:tcMar>
+              <w:top w:w="80" w:type="dxa"/>
+              <w:left w:w="120" w:type="dxa"/>
+              <w:bottom w:w="80" w:type="dxa"/>
+              <w:right w:w="120" w:type="dxa"/>
+            </w:tcMar>
+          </w:tcPr>
+          <w:p>
+            <w:r>
+              <w:rPr>
+                <w:sz w:val="18"/>
+                <w:szCs w:val="18"/>
+              </w:rPr>
+              <w:t>At countdown 0: test_running = True</w:t>
+              <w:br/>
+              <w:t>pump_reason = 'periodic test'</w:t>
+              <w:br/>
+              <w:t>test_gate_open = True</w:t>
+            </w:r>
+            <w:proofErr w:type="spellStart"/>
+            <w:r>
+              <w:rPr>
+                <w:sz w:val="18"/>
+                <w:szCs w:val="18"/>
+              </w:rPr>
+            </w:r>
+            <w:proofErr w:type="spellEnd"/>
+            <w:r>
+              <w:rPr>
+                <w:sz w:val="18"/>
+                <w:szCs w:val="18"/>
+              </w:rPr>
+            </w:r>
+            <w:proofErr w:type="spellStart"/>
+            <w:r>
+              <w:rPr>
+                <w:sz w:val="18"/>
+                <w:szCs w:val="18"/>
+              </w:rPr>
+            </w:r>
+            <w:proofErr w:type="spellEnd"/>
+            <w:r>
+              <w:rPr>
+                <w:sz w:val="18"/>
+                <w:szCs w:val="18"/>
+              </w:rPr>
+            </w:r>
+            <w:proofErr w:type="spellStart"/>
+            <w:r>
+              <w:rPr>
+                <w:sz w:val="18"/>
+                <w:szCs w:val="18"/>
+              </w:rPr>
+            </w:r>
+            <w:proofErr w:type="spellEnd"/>
+            <w:r>
+              <w:rPr>
+                <w:sz w:val="18"/>
+                <w:szCs w:val="18"/>
+              </w:rPr>
+            </w:r>
+            <w:proofErr w:type="spellStart"/>
+            <w:r>
+              <w:rPr>
+                <w:sz w:val="18"/>
+                <w:szCs w:val="18"/>
+              </w:rPr>
+            </w:r>
+            <w:proofErr w:type="spellEnd"/>
+            <w:r>
+              <w:rPr>
+                <w:sz w:val="18"/>
+                <w:szCs w:val="18"/>
+              </w:rPr>
+            </w:r>
+          </w:p>
+        </w:tc>
+        <w:tc>
+          <w:tcPr>
+            <w:tcW w:w="1440" w:type="dxa"/>
+            <w:tcBorders>
+              <w:top w:val="single" w:sz="1" w:space="0" w:color="CCCCCC"/>
+              <w:left w:val="single" w:sz="1" w:space="0" w:color="CCCCCC"/>
+              <w:bottom w:val="single" w:sz="1" w:space="0" w:color="CCCCCC"/>
+              <w:right w:val="single" w:sz="1" w:space="0" w:color="CCCCCC"/>
+            </w:tcBorders>
+            <w:shd w:val="clear" w:color="auto" w:fill="FFFFFF"/>
+            <w:tcMar>
+              <w:top w:w="80" w:type="dxa"/>
+              <w:left w:w="120" w:type="dxa"/>
+              <w:bottom w:w="80" w:type="dxa"/>
+              <w:right w:w="120" w:type="dxa"/>
+            </w:tcMar>
+          </w:tcPr>
+          <w:p>
+            <w:r/>
+          </w:p>
+        </w:tc>
+      </w:tr>
+      <w:tr>
+        <w:tblPrEx>
+          <w:tblCellMar>
+            <w:top w:w="0" w:type="dxa"/>
+            <w:bottom w:w="0" w:type="dxa"/>
+          </w:tblCellMar>
+        </w:tblPrEx>
+        <w:tc>
+          <w:tcPr>
+            <w:tcW w:w="3600" w:type="dxa"/>
+            <w:tcBorders>
+              <w:top w:val="single" w:sz="1" w:space="0" w:color="CCCCCC"/>
+              <w:left w:val="single" w:sz="1" w:space="0" w:color="CCCCCC"/>
+              <w:bottom w:val="single" w:sz="1" w:space="0" w:color="CCCCCC"/>
+              <w:right w:val="single" w:sz="1" w:space="0" w:color="CCCCCC"/>
+            </w:tcBorders>
+            <w:shd w:val="clear" w:color="auto" w:fill="FFFFFF"/>
+            <w:tcMar>
+              <w:top w:w="80" w:type="dxa"/>
+              <w:left w:w="120" w:type="dxa"/>
+              <w:bottom w:w="80" w:type="dxa"/>
+              <w:right w:w="120" w:type="dxa"/>
+            </w:tcMar>
+          </w:tcPr>
+          <w:p>
+            <w:r>
+              <w:rPr>
+                <w:sz w:val="18"/>
+                <w:szCs w:val="18"/>
+              </w:rPr>
+              <w:t>T37 — Gate skips test</w:t>
+              <w:br/>
+              <w:t>Verify a cold panel suppresses the test.</w:t>
+            </w:r>
+          </w:p>
+        </w:tc>
+        <w:tc>
+          <w:tcPr>
+            <w:tcW w:w="2160" w:type="dxa"/>
+            <w:tcBorders>
+              <w:top w:val="single" w:sz="1" w:space="0" w:color="CCCCCC"/>
+              <w:left w:val="single" w:sz="1" w:space="0" w:color="CCCCCC"/>
+              <w:bottom w:val="single" w:sz="1" w:space="0" w:color="CCCCCC"/>
+              <w:right w:val="single" w:sz="1" w:space="0" w:color="CCCCCC"/>
+            </w:tcBorders>
+            <w:shd w:val="clear" w:color="auto" w:fill="FFFFFF"/>
+            <w:tcMar>
+              <w:top w:w="80" w:type="dxa"/>
+              <w:left w:w="120" w:type="dxa"/>
+              <w:bottom w:w="80" w:type="dxa"/>
+              <w:right w:w="120" w:type="dxa"/>
+            </w:tcMar>
+          </w:tcPr>
+          <w:p>
+            <w:r>
+              <w:rPr>
+                <w:sz w:val="18"/>
+                <w:szCs w:val="18"/>
+              </w:rPr>
+              <w:t>Time = Day. tSolarPlate within 0.5 °C of tFlow.</w:t>
+              <w:br/>
+              <w:t>Short test_interval, long gate_fallback_interval.</w:t>
+            </w:r>
+            <w:proofErr w:type="spellStart"/>
+            <w:r>
+              <w:rPr>
+                <w:sz w:val="18"/>
+                <w:szCs w:val="18"/>
+              </w:rPr>
+            </w:r>
+            <w:proofErr w:type="spellEnd"/>
+            <w:r>
+              <w:rPr>
+                <w:sz w:val="18"/>
+                <w:szCs w:val="18"/>
+              </w:rPr>
+            </w:r>
+            <w:proofErr w:type="spellStart"/>
+            <w:r>
+              <w:rPr>
+                <w:sz w:val="18"/>
+                <w:szCs w:val="18"/>
+              </w:rPr>
+            </w:r>
+            <w:proofErr w:type="spellEnd"/>
+            <w:r>
+              <w:rPr>
+                <w:sz w:val="18"/>
+                <w:szCs w:val="18"/>
+              </w:rPr>
+            </w:r>
+          </w:p>
+        </w:tc>
+        <w:tc>
+          <w:tcPr>
+            <w:tcW w:w="2160" w:type="dxa"/>
+            <w:tcBorders>
+              <w:top w:val="single" w:sz="1" w:space="0" w:color="CCCCCC"/>
+              <w:left w:val="single" w:sz="1" w:space="0" w:color="CCCCCC"/>
+              <w:bottom w:val="single" w:sz="1" w:space="0" w:color="CCCCCC"/>
+              <w:right w:val="single" w:sz="1" w:space="0" w:color="CCCCCC"/>
+            </w:tcBorders>
+            <w:shd w:val="clear" w:color="auto" w:fill="FFFFFF"/>
+            <w:tcMar>
+              <w:top w:w="80" w:type="dxa"/>
+              <w:left w:w="120" w:type="dxa"/>
+              <w:bottom w:w="80" w:type="dxa"/>
+              <w:right w:w="120" w:type="dxa"/>
+            </w:tcMar>
+          </w:tcPr>
+          <w:p>
+            <w:r>
+              <w:rPr>
+                <w:sz w:val="18"/>
+                <w:szCs w:val="18"/>
+              </w:rPr>
+              <w:t>Countdown reaches 0 but no test runs.</w:t>
+              <w:br/>
+              <w:t>test_running = False</w:t>
+              <w:br/>
+              <w:t>test_gate_open = False</w:t>
+              <w:br/>
+              <w:t>pump_reason = 'test skipped (gate X.XC)' once, then reverts to 'waiting for solar gain'</w:t>
+              <w:br/>
+              <w:t>Pump stays OFF</w:t>
+              <w:br/>
+              <w:t>'Next test' readout shows '— gated'</w:t>
+            </w:r>
+            <w:proofErr w:type="spellStart"/>
+            <w:r>
+              <w:rPr>
+                <w:sz w:val="18"/>
+                <w:szCs w:val="18"/>
+              </w:rPr>
+            </w:r>
+            <w:proofErr w:type="spellEnd"/>
+            <w:r>
+              <w:rPr>
+                <w:sz w:val="18"/>
+                <w:szCs w:val="18"/>
+              </w:rPr>
+            </w:r>
+            <w:proofErr w:type="spellStart"/>
+            <w:r>
+              <w:rPr>
+                <w:sz w:val="18"/>
+                <w:szCs w:val="18"/>
+              </w:rPr>
+            </w:r>
+            <w:proofErr w:type="spellEnd"/>
+            <w:r>
+              <w:rPr>
+                <w:sz w:val="18"/>
+                <w:szCs w:val="18"/>
+              </w:rPr>
+            </w:r>
+            <w:proofErr w:type="spellStart"/>
+            <w:r>
+              <w:rPr>
+                <w:sz w:val="18"/>
+                <w:szCs w:val="18"/>
+              </w:rPr>
+            </w:r>
+            <w:proofErr w:type="spellEnd"/>
+            <w:r>
+              <w:rPr>
+                <w:sz w:val="18"/>
+                <w:szCs w:val="18"/>
+              </w:rPr>
+            </w:r>
+            <w:proofErr w:type="spellStart"/>
+            <w:r>
+              <w:rPr>
+                <w:sz w:val="18"/>
+                <w:szCs w:val="18"/>
+              </w:rPr>
+            </w:r>
+            <w:proofErr w:type="spellEnd"/>
+            <w:r>
+              <w:rPr>
+                <w:sz w:val="18"/>
+                <w:szCs w:val="18"/>
+              </w:rPr>
+            </w:r>
+          </w:p>
+        </w:tc>
+        <w:tc>
+          <w:tcPr>
+            <w:tcW w:w="1440" w:type="dxa"/>
+            <w:tcBorders>
+              <w:top w:val="single" w:sz="1" w:space="0" w:color="CCCCCC"/>
+              <w:left w:val="single" w:sz="1" w:space="0" w:color="CCCCCC"/>
+              <w:bottom w:val="single" w:sz="1" w:space="0" w:color="CCCCCC"/>
+              <w:right w:val="single" w:sz="1" w:space="0" w:color="CCCCCC"/>
+            </w:tcBorders>
+            <w:shd w:val="clear" w:color="auto" w:fill="FFFFFF"/>
+            <w:tcMar>
+              <w:top w:w="80" w:type="dxa"/>
+              <w:left w:w="120" w:type="dxa"/>
+              <w:bottom w:w="80" w:type="dxa"/>
+              <w:right w:w="120" w:type="dxa"/>
+            </w:tcMar>
+          </w:tcPr>
+          <w:p>
+            <w:r/>
+          </w:p>
+        </w:tc>
+      </w:tr>
+      <w:tr>
+        <w:tblPrEx>
+          <w:tblCellMar>
+            <w:top w:w="0" w:type="dxa"/>
+            <w:bottom w:w="0" w:type="dxa"/>
+          </w:tblCellMar>
+        </w:tblPrEx>
+        <w:tc>
+          <w:tcPr>
+            <w:tcW w:w="3600" w:type="dxa"/>
+            <w:tcBorders>
+              <w:top w:val="single" w:sz="1" w:space="0" w:color="CCCCCC"/>
+              <w:left w:val="single" w:sz="1" w:space="0" w:color="CCCCCC"/>
+              <w:bottom w:val="single" w:sz="1" w:space="0" w:color="CCCCCC"/>
+              <w:right w:val="single" w:sz="1" w:space="0" w:color="CCCCCC"/>
+            </w:tcBorders>
+            <w:shd w:val="clear" w:color="auto" w:fill="FFFFFF"/>
+            <w:tcMar>
+              <w:top w:w="80" w:type="dxa"/>
+              <w:left w:w="120" w:type="dxa"/>
+              <w:bottom w:w="80" w:type="dxa"/>
+              <w:right w:w="120" w:type="dxa"/>
+            </w:tcMar>
+          </w:tcPr>
+          <w:p>
+            <w:r>
+              <w:rPr>
+                <w:sz w:val="18"/>
+                <w:szCs w:val="18"/>
+              </w:rPr>
+              <w:t>T38 — Gate opens mid-wait</w:t>
+              <w:br/>
+              <w:t>Verify the test fires as soon as the panel warms.</w:t>
+            </w:r>
+          </w:p>
+        </w:tc>
+        <w:tc>
+          <w:tcPr>
+            <w:tcW w:w="2160" w:type="dxa"/>
+            <w:tcBorders>
+              <w:top w:val="single" w:sz="1" w:space="0" w:color="CCCCCC"/>
+              <w:left w:val="single" w:sz="1" w:space="0" w:color="CCCCCC"/>
+              <w:bottom w:val="single" w:sz="1" w:space="0" w:color="CCCCCC"/>
+              <w:right w:val="single" w:sz="1" w:space="0" w:color="CCCCCC"/>
+            </w:tcBorders>
+            <w:shd w:val="clear" w:color="auto" w:fill="FFFFFF"/>
+            <w:tcMar>
+              <w:top w:w="80" w:type="dxa"/>
+              <w:left w:w="120" w:type="dxa"/>
+              <w:bottom w:w="80" w:type="dxa"/>
+              <w:right w:w="120" w:type="dxa"/>
+            </w:tcMar>
+          </w:tcPr>
+          <w:p>
+            <w:r>
+              <w:rPr>
+                <w:sz w:val="18"/>
+                <w:szCs w:val="18"/>
+              </w:rPr>
+              <w:t>Continue from T37. Raise tSolarPlate above tFlow + 0.5.</w:t>
+            </w:r>
+            <w:proofErr w:type="spellStart"/>
+            <w:r>
+              <w:rPr>
+                <w:sz w:val="18"/>
+                <w:szCs w:val="18"/>
+              </w:rPr>
+            </w:r>
+            <w:proofErr w:type="spellEnd"/>
+            <w:r>
+              <w:rPr>
+                <w:sz w:val="18"/>
+                <w:szCs w:val="18"/>
+              </w:rPr>
+            </w:r>
+            <w:proofErr w:type="spellStart"/>
+            <w:r>
+              <w:rPr>
+                <w:sz w:val="18"/>
+                <w:szCs w:val="18"/>
+              </w:rPr>
+            </w:r>
+            <w:proofErr w:type="spellEnd"/>
+            <w:r>
+              <w:rPr>
+                <w:sz w:val="18"/>
+                <w:szCs w:val="18"/>
+              </w:rPr>
+            </w:r>
+          </w:p>
+        </w:tc>
+        <w:tc>
+          <w:tcPr>
+            <w:tcW w:w="2160" w:type="dxa"/>
+            <w:tcBorders>
+              <w:top w:val="single" w:sz="1" w:space="0" w:color="CCCCCC"/>
+              <w:left w:val="single" w:sz="1" w:space="0" w:color="CCCCCC"/>
+              <w:bottom w:val="single" w:sz="1" w:space="0" w:color="CCCCCC"/>
+              <w:right w:val="single" w:sz="1" w:space="0" w:color="CCCCCC"/>
+            </w:tcBorders>
+            <w:shd w:val="clear" w:color="auto" w:fill="FFFFFF"/>
+            <w:tcMar>
+              <w:top w:w="80" w:type="dxa"/>
+              <w:left w:w="120" w:type="dxa"/>
+              <w:bottom w:w="80" w:type="dxa"/>
+              <w:right w:w="120" w:type="dxa"/>
+            </w:tcMar>
+          </w:tcPr>
+          <w:p>
+            <w:r>
+              <w:rPr>
+                <w:sz w:val="18"/>
+                <w:szCs w:val="18"/>
+              </w:rPr>
+              <w:t>Test starts within a tick or two — it does NOT wait for the next interval boundary</w:t>
+            </w:r>
+            <w:proofErr w:type="spellStart"/>
+            <w:r>
+              <w:rPr>
+                <w:sz w:val="18"/>
+                <w:szCs w:val="18"/>
+              </w:rPr>
+            </w:r>
+            <w:proofErr w:type="spellEnd"/>
+            <w:r>
+              <w:rPr>
+                <w:sz w:val="18"/>
+                <w:szCs w:val="18"/>
+              </w:rPr>
+            </w:r>
+            <w:proofErr w:type="spellStart"/>
+            <w:r>
+              <w:rPr>
+                <w:sz w:val="18"/>
+                <w:szCs w:val="18"/>
+              </w:rPr>
+            </w:r>
+            <w:proofErr w:type="spellEnd"/>
+            <w:r>
+              <w:rPr>
+                <w:sz w:val="18"/>
+                <w:szCs w:val="18"/>
+              </w:rPr>
+            </w:r>
+            <w:proofErr w:type="spellStart"/>
+            <w:r>
+              <w:rPr>
+                <w:sz w:val="18"/>
+                <w:szCs w:val="18"/>
+              </w:rPr>
+            </w:r>
+            <w:proofErr w:type="spellEnd"/>
+            <w:r>
+              <w:rPr>
+                <w:sz w:val="18"/>
+                <w:szCs w:val="18"/>
+              </w:rPr>
+            </w:r>
+            <w:proofErr w:type="spellStart"/>
+            <w:r>
+              <w:rPr>
+                <w:sz w:val="18"/>
+                <w:szCs w:val="18"/>
+              </w:rPr>
+            </w:r>
+            <w:proofErr w:type="spellEnd"/>
+            <w:r>
+              <w:rPr>
+                <w:sz w:val="18"/>
+                <w:szCs w:val="18"/>
+              </w:rPr>
+            </w:r>
+          </w:p>
+        </w:tc>
+        <w:tc>
+          <w:tcPr>
+            <w:tcW w:w="1440" w:type="dxa"/>
+            <w:tcBorders>
+              <w:top w:val="single" w:sz="1" w:space="0" w:color="CCCCCC"/>
+              <w:left w:val="single" w:sz="1" w:space="0" w:color="CCCCCC"/>
+              <w:bottom w:val="single" w:sz="1" w:space="0" w:color="CCCCCC"/>
+              <w:right w:val="single" w:sz="1" w:space="0" w:color="CCCCCC"/>
+            </w:tcBorders>
+            <w:shd w:val="clear" w:color="auto" w:fill="FFFFFF"/>
+            <w:tcMar>
+              <w:top w:w="80" w:type="dxa"/>
+              <w:left w:w="120" w:type="dxa"/>
+              <w:bottom w:w="80" w:type="dxa"/>
+              <w:right w:w="120" w:type="dxa"/>
+            </w:tcMar>
+          </w:tcPr>
+          <w:p>
+            <w:r/>
+          </w:p>
+        </w:tc>
+      </w:tr>
+      <w:tr>
+        <w:tblPrEx>
+          <w:tblCellMar>
+            <w:top w:w="0" w:type="dxa"/>
+            <w:bottom w:w="0" w:type="dxa"/>
+          </w:tblCellMar>
+        </w:tblPrEx>
+        <w:tc>
+          <w:tcPr>
+            <w:tcW w:w="3600" w:type="dxa"/>
+            <w:tcBorders>
+              <w:top w:val="single" w:sz="1" w:space="0" w:color="CCCCCC"/>
+              <w:left w:val="single" w:sz="1" w:space="0" w:color="CCCCCC"/>
+              <w:bottom w:val="single" w:sz="1" w:space="0" w:color="CCCCCC"/>
+              <w:right w:val="single" w:sz="1" w:space="0" w:color="CCCCCC"/>
+            </w:tcBorders>
+            <w:shd w:val="clear" w:color="auto" w:fill="FFFFFF"/>
+            <w:tcMar>
+              <w:top w:w="80" w:type="dxa"/>
+              <w:left w:w="120" w:type="dxa"/>
+              <w:bottom w:w="80" w:type="dxa"/>
+              <w:right w:w="120" w:type="dxa"/>
+            </w:tcMar>
+          </w:tcPr>
+          <w:p>
+            <w:r>
+              <w:rPr>
+                <w:sz w:val="18"/>
+                <w:szCs w:val="18"/>
+              </w:rPr>
+              <w:t>T39 — Fallback forces a test</w:t>
+              <w:br/>
+              <w:t>Verify the gate cannot block tests indefinitely.</w:t>
+            </w:r>
+          </w:p>
+        </w:tc>
+        <w:tc>
+          <w:tcPr>
+            <w:tcW w:w="2160" w:type="dxa"/>
+            <w:tcBorders>
+              <w:top w:val="single" w:sz="1" w:space="0" w:color="CCCCCC"/>
+              <w:left w:val="single" w:sz="1" w:space="0" w:color="CCCCCC"/>
+              <w:bottom w:val="single" w:sz="1" w:space="0" w:color="CCCCCC"/>
+              <w:right w:val="single" w:sz="1" w:space="0" w:color="CCCCCC"/>
+            </w:tcBorders>
+            <w:shd w:val="clear" w:color="auto" w:fill="FFFFFF"/>
+            <w:tcMar>
+              <w:top w:w="80" w:type="dxa"/>
+              <w:left w:w="120" w:type="dxa"/>
+              <w:bottom w:w="80" w:type="dxa"/>
+              <w:right w:w="120" w:type="dxa"/>
+            </w:tcMar>
+          </w:tcPr>
+          <w:p>
+            <w:r>
+              <w:rPr>
+                <w:sz w:val="18"/>
+                <w:szCs w:val="18"/>
+              </w:rPr>
+              <w:t>Set gate_fallback_interval to 60.</w:t>
+              <w:br/>
+              <w:t>Keep tSolarPlate below tFlow + 0.5.</w:t>
+              <w:br/>
+              <w:t>Wait 60 s past the last test.</w:t>
+            </w:r>
+            <w:proofErr w:type="spellStart"/>
+            <w:r>
+              <w:rPr>
+                <w:sz w:val="18"/>
+                <w:szCs w:val="18"/>
+              </w:rPr>
+            </w:r>
+            <w:proofErr w:type="spellEnd"/>
+            <w:r>
+              <w:rPr>
+                <w:sz w:val="18"/>
+                <w:szCs w:val="18"/>
+              </w:rPr>
+            </w:r>
+            <w:proofErr w:type="spellStart"/>
+            <w:r>
+              <w:rPr>
+                <w:sz w:val="18"/>
+                <w:szCs w:val="18"/>
+              </w:rPr>
+            </w:r>
+            <w:proofErr w:type="spellEnd"/>
+            <w:r>
+              <w:rPr>
+                <w:sz w:val="18"/>
+                <w:szCs w:val="18"/>
+              </w:rPr>
+            </w:r>
+          </w:p>
+        </w:tc>
+        <w:tc>
+          <w:tcPr>
+            <w:tcW w:w="2160" w:type="dxa"/>
+            <w:tcBorders>
+              <w:top w:val="single" w:sz="1" w:space="0" w:color="CCCCCC"/>
+              <w:left w:val="single" w:sz="1" w:space="0" w:color="CCCCCC"/>
+              <w:bottom w:val="single" w:sz="1" w:space="0" w:color="CCCCCC"/>
+              <w:right w:val="single" w:sz="1" w:space="0" w:color="CCCCCC"/>
+            </w:tcBorders>
+            <w:shd w:val="clear" w:color="auto" w:fill="FFFFFF"/>
+            <w:tcMar>
+              <w:top w:w="80" w:type="dxa"/>
+              <w:left w:w="120" w:type="dxa"/>
+              <w:bottom w:w="80" w:type="dxa"/>
+              <w:right w:w="120" w:type="dxa"/>
+            </w:tcMar>
+          </w:tcPr>
+          <w:p>
+            <w:r>
+              <w:rPr>
+                <w:sz w:val="18"/>
+                <w:szCs w:val="18"/>
+              </w:rPr>
+              <w:t>Test runs anyway.</w:t>
+              <w:br/>
+              <w:t>Console logs 'Starting periodic test (gate fallback)'</w:t>
+              <w:br/>
+              <w:t>test_gate_open remains False</w:t>
+            </w:r>
+            <w:proofErr w:type="spellStart"/>
+            <w:r>
+              <w:rPr>
+                <w:sz w:val="18"/>
+                <w:szCs w:val="18"/>
+              </w:rPr>
+            </w:r>
+            <w:proofErr w:type="spellEnd"/>
+            <w:r>
+              <w:rPr>
+                <w:sz w:val="18"/>
+                <w:szCs w:val="18"/>
+              </w:rPr>
+            </w:r>
+            <w:proofErr w:type="spellStart"/>
+            <w:r>
+              <w:rPr>
+                <w:sz w:val="18"/>
+                <w:szCs w:val="18"/>
+              </w:rPr>
+            </w:r>
+            <w:proofErr w:type="spellEnd"/>
+            <w:r>
+              <w:rPr>
+                <w:sz w:val="18"/>
+                <w:szCs w:val="18"/>
+              </w:rPr>
+            </w:r>
+            <w:proofErr w:type="spellStart"/>
+            <w:r>
+              <w:rPr>
+                <w:sz w:val="18"/>
+                <w:szCs w:val="18"/>
+              </w:rPr>
+            </w:r>
+            <w:proofErr w:type="spellEnd"/>
+            <w:r>
+              <w:rPr>
+                <w:sz w:val="18"/>
+                <w:szCs w:val="18"/>
+              </w:rPr>
+            </w:r>
+            <w:proofErr w:type="spellStart"/>
+            <w:r>
+              <w:rPr>
+                <w:sz w:val="18"/>
+                <w:szCs w:val="18"/>
+              </w:rPr>
+            </w:r>
+            <w:proofErr w:type="spellEnd"/>
+            <w:r>
+              <w:rPr>
+                <w:sz w:val="18"/>
+                <w:szCs w:val="18"/>
+              </w:rPr>
+            </w:r>
+          </w:p>
+        </w:tc>
+        <w:tc>
+          <w:tcPr>
+            <w:tcW w:w="1440" w:type="dxa"/>
+            <w:tcBorders>
+              <w:top w:val="single" w:sz="1" w:space="0" w:color="CCCCCC"/>
+              <w:left w:val="single" w:sz="1" w:space="0" w:color="CCCCCC"/>
+              <w:bottom w:val="single" w:sz="1" w:space="0" w:color="CCCCCC"/>
+              <w:right w:val="single" w:sz="1" w:space="0" w:color="CCCCCC"/>
+            </w:tcBorders>
+            <w:shd w:val="clear" w:color="auto" w:fill="FFFFFF"/>
+            <w:tcMar>
+              <w:top w:w="80" w:type="dxa"/>
+              <w:left w:w="120" w:type="dxa"/>
+              <w:bottom w:w="80" w:type="dxa"/>
+              <w:right w:w="120" w:type="dxa"/>
+            </w:tcMar>
+          </w:tcPr>
+          <w:p>
+            <w:r/>
+          </w:p>
+        </w:tc>
+      </w:tr>
+      <w:tr>
+        <w:tblPrEx>
+          <w:tblCellMar>
+            <w:top w:w="0" w:type="dxa"/>
+            <w:bottom w:w="0" w:type="dxa"/>
+          </w:tblCellMar>
+        </w:tblPrEx>
+        <w:tc>
+          <w:tcPr>
+            <w:tcW w:w="3600" w:type="dxa"/>
+            <w:tcBorders>
+              <w:top w:val="single" w:sz="1" w:space="0" w:color="CCCCCC"/>
+              <w:left w:val="single" w:sz="1" w:space="0" w:color="CCCCCC"/>
+              <w:bottom w:val="single" w:sz="1" w:space="0" w:color="CCCCCC"/>
+              <w:right w:val="single" w:sz="1" w:space="0" w:color="CCCCCC"/>
+            </w:tcBorders>
+            <w:shd w:val="clear" w:color="auto" w:fill="FFFFFF"/>
+            <w:tcMar>
+              <w:top w:w="80" w:type="dxa"/>
+              <w:left w:w="120" w:type="dxa"/>
+              <w:bottom w:w="80" w:type="dxa"/>
+              <w:right w:w="120" w:type="dxa"/>
+            </w:tcMar>
+          </w:tcPr>
+          <w:p>
+            <w:r>
+              <w:rPr>
+                <w:sz w:val="18"/>
+                <w:szCs w:val="18"/>
+              </w:rPr>
+              <w:t>T40 — Fail-safe: plate sensor missing</w:t>
+              <w:br/>
+              <w:t>Verify a sensor fault never blocks heating.</w:t>
+            </w:r>
+          </w:p>
+        </w:tc>
+        <w:tc>
+          <w:tcPr>
+            <w:tcW w:w="2160" w:type="dxa"/>
+            <w:tcBorders>
+              <w:top w:val="single" w:sz="1" w:space="0" w:color="CCCCCC"/>
+              <w:left w:val="single" w:sz="1" w:space="0" w:color="CCCCCC"/>
+              <w:bottom w:val="single" w:sz="1" w:space="0" w:color="CCCCCC"/>
+              <w:right w:val="single" w:sz="1" w:space="0" w:color="CCCCCC"/>
+            </w:tcBorders>
+            <w:shd w:val="clear" w:color="auto" w:fill="FFFFFF"/>
+            <w:tcMar>
+              <w:top w:w="80" w:type="dxa"/>
+              <w:left w:w="120" w:type="dxa"/>
+              <w:bottom w:w="80" w:type="dxa"/>
+              <w:right w:w="120" w:type="dxa"/>
+            </w:tcMar>
+          </w:tcPr>
+          <w:p>
+            <w:r>
+              <w:rPr>
+                <w:sz w:val="18"/>
+                <w:szCs w:val="18"/>
+              </w:rPr>
+              <w:t>Disable tSolarPlate with its checkbox.</w:t>
+              <w:br/>
+              <w:t>Wait for the test interval.</w:t>
+            </w:r>
+            <w:proofErr w:type="spellStart"/>
+            <w:r>
+              <w:rPr>
+                <w:sz w:val="18"/>
+                <w:szCs w:val="18"/>
+              </w:rPr>
+            </w:r>
+            <w:proofErr w:type="spellEnd"/>
+            <w:r>
+              <w:rPr>
+                <w:sz w:val="18"/>
+                <w:szCs w:val="18"/>
+              </w:rPr>
+            </w:r>
+            <w:proofErr w:type="spellStart"/>
+            <w:r>
+              <w:rPr>
+                <w:sz w:val="18"/>
+                <w:szCs w:val="18"/>
+              </w:rPr>
+            </w:r>
+            <w:proofErr w:type="spellEnd"/>
+            <w:r>
+              <w:rPr>
+                <w:sz w:val="18"/>
+                <w:szCs w:val="18"/>
+              </w:rPr>
+            </w:r>
+          </w:p>
+        </w:tc>
+        <w:tc>
+          <w:tcPr>
+            <w:tcW w:w="2160" w:type="dxa"/>
+            <w:tcBorders>
+              <w:top w:val="single" w:sz="1" w:space="0" w:color="CCCCCC"/>
+              <w:left w:val="single" w:sz="1" w:space="0" w:color="CCCCCC"/>
+              <w:bottom w:val="single" w:sz="1" w:space="0" w:color="CCCCCC"/>
+              <w:right w:val="single" w:sz="1" w:space="0" w:color="CCCCCC"/>
+            </w:tcBorders>
+            <w:shd w:val="clear" w:color="auto" w:fill="FFFFFF"/>
+            <w:tcMar>
+              <w:top w:w="80" w:type="dxa"/>
+              <w:left w:w="120" w:type="dxa"/>
+              <w:bottom w:w="80" w:type="dxa"/>
+              <w:right w:w="120" w:type="dxa"/>
+            </w:tcMar>
+          </w:tcPr>
+          <w:p>
+            <w:r>
+              <w:rPr>
+                <w:sz w:val="18"/>
+                <w:szCs w:val="18"/>
+              </w:rPr>
+              <w:t>plate_pool_delta = None</w:t>
+              <w:br/>
+              <w:t>test_gate_open = True</w:t>
+              <w:br/>
+              <w:t>Test runs on the timer exactly as before the gate existed</w:t>
+            </w:r>
+            <w:proofErr w:type="spellStart"/>
+            <w:r>
+              <w:rPr>
+                <w:sz w:val="18"/>
+                <w:szCs w:val="18"/>
+              </w:rPr>
+            </w:r>
+            <w:proofErr w:type="spellEnd"/>
+            <w:r>
+              <w:rPr>
+                <w:sz w:val="18"/>
+                <w:szCs w:val="18"/>
+              </w:rPr>
+            </w:r>
+            <w:proofErr w:type="spellStart"/>
+            <w:r>
+              <w:rPr>
+                <w:sz w:val="18"/>
+                <w:szCs w:val="18"/>
+              </w:rPr>
+            </w:r>
+            <w:proofErr w:type="spellEnd"/>
+            <w:r>
+              <w:rPr>
+                <w:sz w:val="18"/>
+                <w:szCs w:val="18"/>
+              </w:rPr>
+            </w:r>
+            <w:proofErr w:type="spellStart"/>
+            <w:r>
+              <w:rPr>
+                <w:sz w:val="18"/>
+                <w:szCs w:val="18"/>
+              </w:rPr>
+            </w:r>
+            <w:proofErr w:type="spellEnd"/>
+            <w:r>
+              <w:rPr>
+                <w:sz w:val="18"/>
+                <w:szCs w:val="18"/>
+              </w:rPr>
+            </w:r>
+            <w:proofErr w:type="spellStart"/>
+            <w:r>
+              <w:rPr>
+                <w:sz w:val="18"/>
+                <w:szCs w:val="18"/>
+              </w:rPr>
+            </w:r>
+            <w:proofErr w:type="spellEnd"/>
+            <w:r>
+              <w:rPr>
+                <w:sz w:val="18"/>
+                <w:szCs w:val="18"/>
+              </w:rPr>
+            </w:r>
+          </w:p>
+        </w:tc>
+        <w:tc>
+          <w:tcPr>
+            <w:tcW w:w="1440" w:type="dxa"/>
+            <w:tcBorders>
+              <w:top w:val="single" w:sz="1" w:space="0" w:color="CCCCCC"/>
+              <w:left w:val="single" w:sz="1" w:space="0" w:color="CCCCCC"/>
+              <w:bottom w:val="single" w:sz="1" w:space="0" w:color="CCCCCC"/>
+              <w:right w:val="single" w:sz="1" w:space="0" w:color="CCCCCC"/>
+            </w:tcBorders>
+            <w:shd w:val="clear" w:color="auto" w:fill="FFFFFF"/>
+            <w:tcMar>
+              <w:top w:w="80" w:type="dxa"/>
+              <w:left w:w="120" w:type="dxa"/>
+              <w:bottom w:w="80" w:type="dxa"/>
+              <w:right w:w="120" w:type="dxa"/>
+            </w:tcMar>
+          </w:tcPr>
+          <w:p>
+            <w:r/>
+          </w:p>
+        </w:tc>
+      </w:tr>
+      <w:tr>
+        <w:tblPrEx>
+          <w:tblCellMar>
+            <w:top w:w="0" w:type="dxa"/>
+            <w:bottom w:w="0" w:type="dxa"/>
+          </w:tblCellMar>
+        </w:tblPrEx>
+        <w:tc>
+          <w:tcPr>
+            <w:tcW w:w="3600" w:type="dxa"/>
+            <w:tcBorders>
+              <w:top w:val="single" w:sz="1" w:space="0" w:color="CCCCCC"/>
+              <w:left w:val="single" w:sz="1" w:space="0" w:color="CCCCCC"/>
+              <w:bottom w:val="single" w:sz="1" w:space="0" w:color="CCCCCC"/>
+              <w:right w:val="single" w:sz="1" w:space="0" w:color="CCCCCC"/>
+            </w:tcBorders>
+            <w:shd w:val="clear" w:color="auto" w:fill="FFFFFF"/>
+            <w:tcMar>
+              <w:top w:w="80" w:type="dxa"/>
+              <w:left w:w="120" w:type="dxa"/>
+              <w:bottom w:w="80" w:type="dxa"/>
+              <w:right w:w="120" w:type="dxa"/>
+            </w:tcMar>
+          </w:tcPr>
+          <w:p>
+            <w:r>
+              <w:rPr>
+                <w:sz w:val="18"/>
+                <w:szCs w:val="18"/>
+              </w:rPr>
+              <w:t>T41 — Gate disabled</w:t>
+              <w:br/>
+              <w:t>Verify the config kill switch.</w:t>
+            </w:r>
+          </w:p>
+        </w:tc>
+        <w:tc>
+          <w:tcPr>
+            <w:tcW w:w="2160" w:type="dxa"/>
+            <w:tcBorders>
+              <w:top w:val="single" w:sz="1" w:space="0" w:color="CCCCCC"/>
+              <w:left w:val="single" w:sz="1" w:space="0" w:color="CCCCCC"/>
+              <w:bottom w:val="single" w:sz="1" w:space="0" w:color="CCCCCC"/>
+              <w:right w:val="single" w:sz="1" w:space="0" w:color="CCCCCC"/>
+            </w:tcBorders>
+            <w:shd w:val="clear" w:color="auto" w:fill="FFFFFF"/>
+            <w:tcMar>
+              <w:top w:w="80" w:type="dxa"/>
+              <w:left w:w="120" w:type="dxa"/>
+              <w:bottom w:w="80" w:type="dxa"/>
+              <w:right w:w="120" w:type="dxa"/>
+            </w:tcMar>
+          </w:tcPr>
+          <w:p>
+            <w:r>
+              <w:rPr>
+                <w:sz w:val="18"/>
+                <w:szCs w:val="18"/>
+              </w:rPr>
+              <w:t>Set gate_enabled = False in config.py.</w:t>
+              <w:br/>
+              <w:t>tSolarPlate below tFlow.</w:t>
+            </w:r>
+            <w:proofErr w:type="spellStart"/>
+            <w:r>
+              <w:rPr>
+                <w:sz w:val="18"/>
+                <w:szCs w:val="18"/>
+              </w:rPr>
+            </w:r>
+            <w:proofErr w:type="spellEnd"/>
+            <w:r>
+              <w:rPr>
+                <w:sz w:val="18"/>
+                <w:szCs w:val="18"/>
+              </w:rPr>
+            </w:r>
+            <w:proofErr w:type="spellStart"/>
+            <w:r>
+              <w:rPr>
+                <w:sz w:val="18"/>
+                <w:szCs w:val="18"/>
+              </w:rPr>
+            </w:r>
+            <w:proofErr w:type="spellEnd"/>
+            <w:r>
+              <w:rPr>
+                <w:sz w:val="18"/>
+                <w:szCs w:val="18"/>
+              </w:rPr>
+            </w:r>
+          </w:p>
+        </w:tc>
+        <w:tc>
+          <w:tcPr>
+            <w:tcW w:w="2160" w:type="dxa"/>
+            <w:tcBorders>
+              <w:top w:val="single" w:sz="1" w:space="0" w:color="CCCCCC"/>
+              <w:left w:val="single" w:sz="1" w:space="0" w:color="CCCCCC"/>
+              <w:bottom w:val="single" w:sz="1" w:space="0" w:color="CCCCCC"/>
+              <w:right w:val="single" w:sz="1" w:space="0" w:color="CCCCCC"/>
+            </w:tcBorders>
+            <w:shd w:val="clear" w:color="auto" w:fill="FFFFFF"/>
+            <w:tcMar>
+              <w:top w:w="80" w:type="dxa"/>
+              <w:left w:w="120" w:type="dxa"/>
+              <w:bottom w:w="80" w:type="dxa"/>
+              <w:right w:w="120" w:type="dxa"/>
+            </w:tcMar>
+          </w:tcPr>
+          <w:p>
+            <w:r>
+              <w:rPr>
+                <w:sz w:val="18"/>
+                <w:szCs w:val="18"/>
+              </w:rPr>
+              <w:t>Tests run purely on the timer.</w:t>
+              <w:br/>
+              <w:t>test_gate_open stays True</w:t>
+            </w:r>
+            <w:proofErr w:type="spellStart"/>
+            <w:r>
+              <w:rPr>
+                <w:sz w:val="18"/>
+                <w:szCs w:val="18"/>
+              </w:rPr>
+            </w:r>
+            <w:proofErr w:type="spellEnd"/>
+            <w:r>
+              <w:rPr>
+                <w:sz w:val="18"/>
+                <w:szCs w:val="18"/>
+              </w:rPr>
+            </w:r>
+            <w:proofErr w:type="spellStart"/>
+            <w:r>
+              <w:rPr>
+                <w:sz w:val="18"/>
+                <w:szCs w:val="18"/>
+              </w:rPr>
+            </w:r>
+            <w:proofErr w:type="spellEnd"/>
+            <w:r>
+              <w:rPr>
+                <w:sz w:val="18"/>
+                <w:szCs w:val="18"/>
+              </w:rPr>
+            </w:r>
+            <w:proofErr w:type="spellStart"/>
+            <w:r>
+              <w:rPr>
+                <w:sz w:val="18"/>
+                <w:szCs w:val="18"/>
+              </w:rPr>
+            </w:r>
+            <w:proofErr w:type="spellEnd"/>
+            <w:r>
+              <w:rPr>
+                <w:sz w:val="18"/>
+                <w:szCs w:val="18"/>
+              </w:rPr>
+            </w:r>
+            <w:proofErr w:type="spellStart"/>
+            <w:r>
+              <w:rPr>
+                <w:sz w:val="18"/>
+                <w:szCs w:val="18"/>
+              </w:rPr>
+            </w:r>
+            <w:proofErr w:type="spellEnd"/>
+            <w:r>
+              <w:rPr>
+                <w:sz w:val="18"/>
+                <w:szCs w:val="18"/>
+              </w:rPr>
+            </w:r>
+          </w:p>
+        </w:tc>
+        <w:tc>
+          <w:tcPr>
+            <w:tcW w:w="1440" w:type="dxa"/>
+            <w:tcBorders>
+              <w:top w:val="single" w:sz="1" w:space="0" w:color="CCCCCC"/>
+              <w:left w:val="single" w:sz="1" w:space="0" w:color="CCCCCC"/>
+              <w:bottom w:val="single" w:sz="1" w:space="0" w:color="CCCCCC"/>
+              <w:right w:val="single" w:sz="1" w:space="0" w:color="CCCCCC"/>
+            </w:tcBorders>
+            <w:shd w:val="clear" w:color="auto" w:fill="FFFFFF"/>
+            <w:tcMar>
+              <w:top w:w="80" w:type="dxa"/>
+              <w:left w:w="120" w:type="dxa"/>
+              <w:bottom w:w="80" w:type="dxa"/>
+              <w:right w:w="120" w:type="dxa"/>
+            </w:tcMar>
+          </w:tcPr>
+          <w:p>
+            <w:r/>
+          </w:p>
         </w:tc>
       </w:tr>
     </w:tbl>
@@ -20158,7 +21703,7 @@
                 <w:sz w:val="20"/>
                 <w:szCs w:val="20"/>
               </w:rPr>
-              <w:t>All GUI tests T01–T35 passed</w:t>
+              <w:t>All GUI tests T01–T41 passed</w:t>
             </w:r>
           </w:p>
         </w:tc>
@@ -20216,7 +21761,7 @@
                 <w:sz w:val="20"/>
                 <w:szCs w:val="20"/>
               </w:rPr>
-              <w:t xml:space="preserve">config.py: </w:t>
+              <w:t>config.py: pump_test_interval restored to 600, pump_test_duration to 90, gate_fallback_interval to 3600</w:t>
             </w:r>
             <w:proofErr w:type="spellStart"/>
             <w:r>
@@ -20224,7 +21769,6 @@
                 <w:sz w:val="20"/>
                 <w:szCs w:val="20"/>
               </w:rPr>
-              <w:t>pump_test_interval</w:t>
             </w:r>
             <w:proofErr w:type="spellEnd"/>
             <w:r>
@@ -20232,7 +21776,6 @@
                 <w:sz w:val="20"/>
                 <w:szCs w:val="20"/>
               </w:rPr>
-              <w:t xml:space="preserve"> restored to 600, </w:t>
             </w:r>
             <w:proofErr w:type="spellStart"/>
             <w:r>
@@ -20240,7 +21783,6 @@
                 <w:sz w:val="20"/>
                 <w:szCs w:val="20"/>
               </w:rPr>
-              <w:t>pump_test_duration</w:t>
             </w:r>
             <w:proofErr w:type="spellEnd"/>
             <w:r>
@@ -20248,7 +21790,6 @@
                 <w:sz w:val="20"/>
                 <w:szCs w:val="20"/>
               </w:rPr>
-              <w:t xml:space="preserve"> to 90</w:t>
             </w:r>
           </w:p>
         </w:tc>
@@ -20740,7 +22281,7 @@
                 <w:sz w:val="20"/>
                 <w:szCs w:val="20"/>
               </w:rPr>
-              <w:t>sensors_copy.py deleted from Pico filesystem (stale duplicate)</w:t>
+              <w:t>config.py: gate_enabled, gate_threshold and gate_fallback_interval reviewed for your installation</w:t>
             </w:r>
           </w:p>
         </w:tc>
@@ -21074,7 +22615,7 @@
           <w:sz w:val="18"/>
           <w:szCs w:val="18"/>
         </w:rPr>
-        <w:t>Solar Pool Heating Controller  |  v1.2.1  |  Generated by Claude Sonnet</w:t>
+        <w:t>Solar Pool Heating Controller  |  v1.3.0  |  Generated by Claude</w:t>
       </w:r>
       <w:proofErr w:type="gramStart"/>
       <w:r>

--- a/pool controller docs.docx
+++ b/pool controller docs.docx
@@ -41,7 +41,7 @@
         <w:rPr>
           <w:color w:val="555555"/>
         </w:rPr>
-        <w:t>Firmware v1.3.0  |  Raspberry Pi Pico W  |  MicroPython</w:t>
+        <w:t>Firmware v1.3.1  |  Raspberry Pi Pico W  |  MicroPython</w:t>
       </w:r>
       <w:proofErr w:type="gramStart"/>
       <w:r>
@@ -174,7 +174,7 @@
                 <w:sz w:val="18"/>
                 <w:szCs w:val="18"/>
               </w:rPr>
-              <w:t>controller/controller.py v0.9.8</w:t>
+              <w:t>controller/controller.py v0.9.9</w:t>
             </w:r>
             <w:r>
               <w:rPr>
@@ -6150,7 +6150,7 @@
         <w:pStyle w:val="ListParagraph"/>
       </w:pPr>
       <w:r>
-        <w:t>FALLBACK: if gate_fallback_interval (config, default 3600 s) has elapsed since the last test of any outcome, the test runs regardless of the gate</w:t>
+        <w:t>FALLBACK: if gate_fallback_interval (config, default 3600 s) has elapsed since the last test of any outcome, the test runs regardless of the gate. The test timer is held at the current time while the night/holiday gate is active, so both this fallback and the test interval count from the start of core hours — the first test of the day is gated normally rather than forced through by a fallback carried over from the previous evening</w:t>
       </w:r>
     </w:p>
     <w:p>
@@ -10604,7 +10604,7 @@
                 <w:sz w:val="18"/>
                 <w:szCs w:val="18"/>
               </w:rPr>
-              <w:t>tReturn − tFlow (°C), computed each loop; None when sensors absent</w:t>
+              <w:t>tReturn − tFlow (°C). Computed every loop, before the safety chain and outside the core-hours gate, so it is logged overnight too. None when either sensor is absent</w:t>
             </w:r>
           </w:p>
         </w:tc>
@@ -22615,7 +22615,7 @@
           <w:sz w:val="18"/>
           <w:szCs w:val="18"/>
         </w:rPr>
-        <w:t>Solar Pool Heating Controller  |  v1.3.0  |  Generated by Claude</w:t>
+        <w:t>Solar Pool Heating Controller  |  v1.3.1  |  Generated by Claude</w:t>
       </w:r>
       <w:proofErr w:type="gramStart"/>
       <w:r>
